--- a/docs/relay/design/relaydesign.docx
+++ b/docs/relay/design/relaydesign.docx
@@ -16,7 +16,25 @@
           <w:sz w:val="24"/>
           <w:szCs w:val="24"/>
         </w:rPr>
-        <w:t xml:space="preserve">Students are divided into </w:t>
+        <w:t xml:space="preserve">Students </w:t>
+      </w:r>
+      <w:proofErr w:type="gramStart"/>
+      <w:r>
+        <w:rPr>
+          <w:rFonts w:ascii="Times New Roman" w:hAnsi="Times New Roman" w:cs="Times New Roman"/>
+          <w:sz w:val="24"/>
+          <w:szCs w:val="24"/>
+        </w:rPr>
+        <w:t>are divided</w:t>
+      </w:r>
+      <w:proofErr w:type="gramEnd"/>
+      <w:r>
+        <w:rPr>
+          <w:rFonts w:ascii="Times New Roman" w:hAnsi="Times New Roman" w:cs="Times New Roman"/>
+          <w:sz w:val="24"/>
+          <w:szCs w:val="24"/>
+        </w:rPr>
+        <w:t xml:space="preserve"> into </w:t>
       </w:r>
       <w:r>
         <w:rPr>
@@ -119,7 +137,25 @@
           <w:sz w:val="24"/>
           <w:szCs w:val="24"/>
         </w:rPr>
-        <w:t xml:space="preserve">Opportunity to (eventually) explore </w:t>
+        <w:t xml:space="preserve">Opportunity </w:t>
+      </w:r>
+      <w:proofErr w:type="gramStart"/>
+      <w:r>
+        <w:rPr>
+          <w:rFonts w:ascii="Times New Roman" w:hAnsi="Times New Roman" w:cs="Times New Roman"/>
+          <w:sz w:val="24"/>
+          <w:szCs w:val="24"/>
+        </w:rPr>
+        <w:t>to (eventually) explore</w:t>
+      </w:r>
+      <w:proofErr w:type="gramEnd"/>
+      <w:r>
+        <w:rPr>
+          <w:rFonts w:ascii="Times New Roman" w:hAnsi="Times New Roman" w:cs="Times New Roman"/>
+          <w:sz w:val="24"/>
+          <w:szCs w:val="24"/>
+        </w:rPr>
+        <w:t xml:space="preserve"> </w:t>
       </w:r>
       <w:r>
         <w:rPr>
@@ -358,8 +394,6 @@
         </w:rPr>
         <w:t>ommand center</w:t>
       </w:r>
-      <w:bookmarkStart w:id="0" w:name="_GoBack"/>
-      <w:bookmarkEnd w:id="0"/>
       <w:r>
         <w:rPr>
           <w:rFonts w:ascii="Times New Roman" w:hAnsi="Times New Roman" w:cs="Times New Roman"/>
@@ -413,7 +447,16 @@
           <w:sz w:val="24"/>
           <w:szCs w:val="24"/>
         </w:rPr>
-        <w:t xml:space="preserve">Modules that produce goods that can be </w:t>
+        <w:t xml:space="preserve">Modules that produce goods that </w:t>
+      </w:r>
+      <w:proofErr w:type="gramStart"/>
+      <w:r>
+        <w:rPr>
+          <w:rFonts w:ascii="Times New Roman" w:hAnsi="Times New Roman" w:cs="Times New Roman"/>
+          <w:sz w:val="24"/>
+          <w:szCs w:val="24"/>
+        </w:rPr>
+        <w:t xml:space="preserve">can be </w:t>
       </w:r>
       <w:r>
         <w:rPr>
@@ -424,6 +467,7 @@
         </w:rPr>
         <w:t>captured</w:t>
       </w:r>
+      <w:proofErr w:type="gramEnd"/>
       <w:r>
         <w:rPr>
           <w:rFonts w:ascii="Times New Roman" w:hAnsi="Times New Roman" w:cs="Times New Roman"/>
@@ -438,7 +482,25 @@
           <w:sz w:val="24"/>
           <w:szCs w:val="24"/>
         </w:rPr>
-        <w:t xml:space="preserve"> set amount of time and cannot be captured again.</w:t>
+        <w:t xml:space="preserve"> set amount of time and </w:t>
+      </w:r>
+      <w:proofErr w:type="gramStart"/>
+      <w:r>
+        <w:rPr>
+          <w:rFonts w:ascii="Times New Roman" w:hAnsi="Times New Roman" w:cs="Times New Roman"/>
+          <w:sz w:val="24"/>
+          <w:szCs w:val="24"/>
+        </w:rPr>
+        <w:t>cannot be captured</w:t>
+      </w:r>
+      <w:proofErr w:type="gramEnd"/>
+      <w:r>
+        <w:rPr>
+          <w:rFonts w:ascii="Times New Roman" w:hAnsi="Times New Roman" w:cs="Times New Roman"/>
+          <w:sz w:val="24"/>
+          <w:szCs w:val="24"/>
+        </w:rPr>
+        <w:t xml:space="preserve"> again.</w:t>
       </w:r>
     </w:p>
     <w:p>
@@ -460,7 +522,25 @@
           <w:sz w:val="24"/>
           <w:szCs w:val="24"/>
         </w:rPr>
-        <w:t xml:space="preserve">Optionally: an access key that can be produced by each </w:t>
+        <w:t xml:space="preserve">Optionally: an access key that </w:t>
+      </w:r>
+      <w:proofErr w:type="gramStart"/>
+      <w:r>
+        <w:rPr>
+          <w:rFonts w:ascii="Times New Roman" w:hAnsi="Times New Roman" w:cs="Times New Roman"/>
+          <w:sz w:val="24"/>
+          <w:szCs w:val="24"/>
+        </w:rPr>
+        <w:t>can be produced</w:t>
+      </w:r>
+      <w:proofErr w:type="gramEnd"/>
+      <w:r>
+        <w:rPr>
+          <w:rFonts w:ascii="Times New Roman" w:hAnsi="Times New Roman" w:cs="Times New Roman"/>
+          <w:sz w:val="24"/>
+          <w:szCs w:val="24"/>
+        </w:rPr>
+        <w:t xml:space="preserve"> by each </w:t>
       </w:r>
       <w:r>
         <w:rPr>
@@ -583,6 +663,302 @@
         </w:rPr>
         <w:t>Access keys</w:t>
       </w:r>
+    </w:p>
+    <w:p>
+      <w:pPr>
+        <w:rPr>
+          <w:rFonts w:ascii="Times New Roman" w:hAnsi="Times New Roman" w:cs="Times New Roman"/>
+          <w:sz w:val="24"/>
+          <w:szCs w:val="24"/>
+        </w:rPr>
+      </w:pPr>
+      <w:r>
+        <w:rPr>
+          <w:rFonts w:ascii="Times New Roman" w:hAnsi="Times New Roman" w:cs="Times New Roman"/>
+          <w:sz w:val="24"/>
+          <w:szCs w:val="24"/>
+        </w:rPr>
+        <w:br w:type="page"/>
+      </w:r>
+    </w:p>
+    <w:p>
+      <w:pPr>
+        <w:rPr>
+          <w:rFonts w:ascii="Times New Roman" w:hAnsi="Times New Roman" w:cs="Times New Roman"/>
+          <w:sz w:val="24"/>
+          <w:szCs w:val="24"/>
+        </w:rPr>
+      </w:pPr>
+      <w:r>
+        <w:rPr>
+          <w:rFonts w:ascii="Times New Roman" w:hAnsi="Times New Roman" w:cs="Times New Roman"/>
+          <w:sz w:val="24"/>
+          <w:szCs w:val="24"/>
+        </w:rPr>
+        <w:lastRenderedPageBreak/>
+        <w:t>Technical:</w:t>
+      </w:r>
+    </w:p>
+    <w:p>
+      <w:pPr>
+        <w:rPr>
+          <w:rFonts w:ascii="Times New Roman" w:hAnsi="Times New Roman" w:cs="Times New Roman"/>
+          <w:sz w:val="24"/>
+          <w:szCs w:val="24"/>
+        </w:rPr>
+      </w:pPr>
+      <w:r>
+        <w:rPr>
+          <w:rFonts w:ascii="Times New Roman" w:hAnsi="Times New Roman" w:cs="Times New Roman"/>
+          <w:sz w:val="24"/>
+          <w:szCs w:val="24"/>
+        </w:rPr>
+        <w:t xml:space="preserve">Each </w:t>
+      </w:r>
+      <w:r>
+        <w:rPr>
+          <w:rFonts w:ascii="Times New Roman" w:hAnsi="Times New Roman" w:cs="Times New Roman"/>
+          <w:b/>
+          <w:sz w:val="24"/>
+          <w:szCs w:val="24"/>
+        </w:rPr>
+        <w:t>location</w:t>
+      </w:r>
+      <w:r>
+        <w:rPr>
+          <w:rFonts w:ascii="Times New Roman" w:hAnsi="Times New Roman" w:cs="Times New Roman"/>
+          <w:sz w:val="24"/>
+          <w:szCs w:val="24"/>
+        </w:rPr>
+        <w:t xml:space="preserve"> is a world, hot-swapped in </w:t>
+      </w:r>
+      <w:proofErr w:type="spellStart"/>
+      <w:r>
+        <w:rPr>
+          <w:rFonts w:ascii="Times New Roman" w:hAnsi="Times New Roman" w:cs="Times New Roman"/>
+          <w:sz w:val="24"/>
+          <w:szCs w:val="24"/>
+        </w:rPr>
+        <w:t>game.layers</w:t>
+      </w:r>
+      <w:proofErr w:type="spellEnd"/>
+    </w:p>
+    <w:p>
+      <w:pPr>
+        <w:rPr>
+          <w:rFonts w:ascii="Times New Roman" w:hAnsi="Times New Roman" w:cs="Times New Roman"/>
+          <w:sz w:val="24"/>
+          <w:szCs w:val="24"/>
+        </w:rPr>
+      </w:pPr>
+      <w:r>
+        <w:rPr>
+          <w:rFonts w:ascii="Times New Roman" w:hAnsi="Times New Roman" w:cs="Times New Roman"/>
+          <w:sz w:val="24"/>
+          <w:szCs w:val="24"/>
+        </w:rPr>
+        <w:t xml:space="preserve">UI is </w:t>
+      </w:r>
+      <w:proofErr w:type="gramStart"/>
+      <w:r>
+        <w:rPr>
+          <w:rFonts w:ascii="Times New Roman" w:hAnsi="Times New Roman" w:cs="Times New Roman"/>
+          <w:sz w:val="24"/>
+          <w:szCs w:val="24"/>
+        </w:rPr>
+        <w:t>top level</w:t>
+      </w:r>
+      <w:proofErr w:type="gramEnd"/>
+      <w:r>
+        <w:rPr>
+          <w:rFonts w:ascii="Times New Roman" w:hAnsi="Times New Roman" w:cs="Times New Roman"/>
+          <w:sz w:val="24"/>
+          <w:szCs w:val="24"/>
+        </w:rPr>
+        <w:t xml:space="preserve"> world in </w:t>
+      </w:r>
+      <w:proofErr w:type="spellStart"/>
+      <w:r>
+        <w:rPr>
+          <w:rFonts w:ascii="Times New Roman" w:hAnsi="Times New Roman" w:cs="Times New Roman"/>
+          <w:sz w:val="24"/>
+          <w:szCs w:val="24"/>
+        </w:rPr>
+        <w:t>game.layers</w:t>
+      </w:r>
+      <w:proofErr w:type="spellEnd"/>
+    </w:p>
+    <w:p>
+      <w:pPr>
+        <w:rPr>
+          <w:rFonts w:ascii="Times New Roman" w:hAnsi="Times New Roman" w:cs="Times New Roman"/>
+          <w:sz w:val="24"/>
+          <w:szCs w:val="24"/>
+        </w:rPr>
+      </w:pPr>
+      <w:r>
+        <w:rPr>
+          <w:rFonts w:ascii="Times New Roman" w:hAnsi="Times New Roman" w:cs="Times New Roman"/>
+          <w:sz w:val="24"/>
+          <w:szCs w:val="24"/>
+        </w:rPr>
+        <w:t xml:space="preserve">Collision detection: </w:t>
+      </w:r>
+      <w:proofErr w:type="spellStart"/>
+      <w:r>
+        <w:rPr>
+          <w:rFonts w:ascii="Times New Roman" w:hAnsi="Times New Roman" w:cs="Times New Roman"/>
+          <w:sz w:val="24"/>
+          <w:szCs w:val="24"/>
+        </w:rPr>
+        <w:t>grid+greedy</w:t>
+      </w:r>
+      <w:proofErr w:type="spellEnd"/>
+      <w:r>
+        <w:rPr>
+          <w:rFonts w:ascii="Times New Roman" w:hAnsi="Times New Roman" w:cs="Times New Roman"/>
+          <w:sz w:val="24"/>
+          <w:szCs w:val="24"/>
+        </w:rPr>
+        <w:t xml:space="preserve">? </w:t>
+      </w:r>
+      <w:proofErr w:type="spellStart"/>
+      <w:proofErr w:type="gramStart"/>
+      <w:r>
+        <w:rPr>
+          <w:rFonts w:ascii="Times New Roman" w:hAnsi="Times New Roman" w:cs="Times New Roman"/>
+          <w:sz w:val="24"/>
+          <w:szCs w:val="24"/>
+        </w:rPr>
+        <w:t>grid+</w:t>
+      </w:r>
+      <w:proofErr w:type="gramEnd"/>
+      <w:r>
+        <w:rPr>
+          <w:rFonts w:ascii="Times New Roman" w:hAnsi="Times New Roman" w:cs="Times New Roman"/>
+          <w:sz w:val="24"/>
+          <w:szCs w:val="24"/>
+        </w:rPr>
+        <w:t>astar</w:t>
+      </w:r>
+      <w:proofErr w:type="spellEnd"/>
+      <w:r>
+        <w:rPr>
+          <w:rFonts w:ascii="Times New Roman" w:hAnsi="Times New Roman" w:cs="Times New Roman"/>
+          <w:sz w:val="24"/>
+          <w:szCs w:val="24"/>
+        </w:rPr>
+        <w:t xml:space="preserve">? </w:t>
+      </w:r>
+      <w:r>
+        <w:rPr>
+          <w:rFonts w:ascii="Times New Roman" w:hAnsi="Times New Roman" w:cs="Times New Roman"/>
+          <w:sz w:val="24"/>
+          <w:szCs w:val="24"/>
+        </w:rPr>
+        <w:br/>
+      </w:r>
+      <w:proofErr w:type="gramStart"/>
+      <w:r>
+        <w:rPr>
+          <w:rFonts w:ascii="Times New Roman" w:hAnsi="Times New Roman" w:cs="Times New Roman"/>
+          <w:sz w:val="24"/>
+          <w:szCs w:val="24"/>
+        </w:rPr>
+        <w:t>allow</w:t>
+      </w:r>
+      <w:proofErr w:type="gramEnd"/>
+      <w:r>
+        <w:rPr>
+          <w:rFonts w:ascii="Times New Roman" w:hAnsi="Times New Roman" w:cs="Times New Roman"/>
+          <w:sz w:val="24"/>
+          <w:szCs w:val="24"/>
+        </w:rPr>
+        <w:t xml:space="preserve"> diagonal. [</w:t>
+      </w:r>
+      <w:proofErr w:type="spellStart"/>
+      <w:proofErr w:type="gramStart"/>
+      <w:r>
+        <w:rPr>
+          <w:rFonts w:ascii="Times New Roman" w:hAnsi="Times New Roman" w:cs="Times New Roman"/>
+          <w:sz w:val="24"/>
+          <w:szCs w:val="24"/>
+        </w:rPr>
+        <w:t>i,</w:t>
+      </w:r>
+      <w:proofErr w:type="gramEnd"/>
+      <w:r>
+        <w:rPr>
+          <w:rFonts w:ascii="Times New Roman" w:hAnsi="Times New Roman" w:cs="Times New Roman"/>
+          <w:sz w:val="24"/>
+          <w:szCs w:val="24"/>
+        </w:rPr>
+        <w:t>j</w:t>
+      </w:r>
+      <w:proofErr w:type="spellEnd"/>
+      <w:r>
+        <w:rPr>
+          <w:rFonts w:ascii="Times New Roman" w:hAnsi="Times New Roman" w:cs="Times New Roman"/>
+          <w:sz w:val="24"/>
+          <w:szCs w:val="24"/>
+        </w:rPr>
+        <w:t>]</w:t>
+      </w:r>
+    </w:p>
+    <w:p>
+      <w:pPr>
+        <w:rPr>
+          <w:rFonts w:ascii="Times New Roman" w:hAnsi="Times New Roman" w:cs="Times New Roman"/>
+          <w:sz w:val="24"/>
+          <w:szCs w:val="24"/>
+        </w:rPr>
+      </w:pPr>
+      <w:r>
+        <w:rPr>
+          <w:rFonts w:ascii="Times New Roman" w:hAnsi="Times New Roman" w:cs="Times New Roman"/>
+          <w:sz w:val="24"/>
+          <w:szCs w:val="24"/>
+        </w:rPr>
+        <w:t>Map massive (</w:t>
+      </w:r>
+      <w:proofErr w:type="spellStart"/>
+      <w:r>
+        <w:rPr>
+          <w:rFonts w:ascii="Times New Roman" w:hAnsi="Times New Roman" w:cs="Times New Roman"/>
+          <w:sz w:val="24"/>
+          <w:szCs w:val="24"/>
+        </w:rPr>
+        <w:t>i,j</w:t>
+      </w:r>
+      <w:proofErr w:type="spellEnd"/>
+      <w:r>
+        <w:rPr>
+          <w:rFonts w:ascii="Times New Roman" w:hAnsi="Times New Roman" w:cs="Times New Roman"/>
+          <w:sz w:val="24"/>
+          <w:szCs w:val="24"/>
+        </w:rPr>
+        <w:t>) =&gt; {</w:t>
+      </w:r>
+      <w:proofErr w:type="spellStart"/>
+      <w:r>
+        <w:rPr>
+          <w:rFonts w:ascii="Times New Roman" w:hAnsi="Times New Roman" w:cs="Times New Roman"/>
+          <w:sz w:val="24"/>
+          <w:szCs w:val="24"/>
+        </w:rPr>
+        <w:t>on_enter,on_leave</w:t>
+      </w:r>
+      <w:proofErr w:type="spellEnd"/>
+      <w:r>
+        <w:rPr>
+          <w:rFonts w:ascii="Times New Roman" w:hAnsi="Times New Roman" w:cs="Times New Roman"/>
+          <w:sz w:val="24"/>
+          <w:szCs w:val="24"/>
+        </w:rPr>
+        <w:t>} only walkable cells.</w:t>
+      </w:r>
+      <w:bookmarkStart w:id="0" w:name="_GoBack"/>
+      <w:bookmarkEnd w:id="0"/>
     </w:p>
     <w:sectPr>
       <w:pgSz w:w="12240" w:h="15840"/>

--- a/docs/relay/design/relaydesign.docx
+++ b/docs/relay/design/relaydesign.docx
@@ -928,9 +928,19 @@
           <w:sz w:val="24"/>
           <w:szCs w:val="24"/>
         </w:rPr>
-        <w:t>i,j</w:t>
+        <w:t>i</w:t>
+      </w:r>
+      <w:proofErr w:type="gramStart"/>
+      <w:r>
+        <w:rPr>
+          <w:rFonts w:ascii="Times New Roman" w:hAnsi="Times New Roman" w:cs="Times New Roman"/>
+          <w:sz w:val="24"/>
+          <w:szCs w:val="24"/>
+        </w:rPr>
+        <w:t>,j</w:t>
       </w:r>
       <w:proofErr w:type="spellEnd"/>
+      <w:proofErr w:type="gramEnd"/>
       <w:r>
         <w:rPr>
           <w:rFonts w:ascii="Times New Roman" w:hAnsi="Times New Roman" w:cs="Times New Roman"/>
@@ -956,6 +966,121 @@
           <w:szCs w:val="24"/>
         </w:rPr>
         <w:t>} only walkable cells.</w:t>
+      </w:r>
+      <w:r>
+        <w:rPr>
+          <w:rFonts w:ascii="Times New Roman" w:hAnsi="Times New Roman" w:cs="Times New Roman"/>
+          <w:sz w:val="24"/>
+          <w:szCs w:val="24"/>
+        </w:rPr>
+        <w:br/>
+      </w:r>
+      <w:proofErr w:type="gramStart"/>
+      <w:r>
+        <w:rPr>
+          <w:rFonts w:ascii="Times New Roman" w:hAnsi="Times New Roman" w:cs="Times New Roman"/>
+          <w:sz w:val="24"/>
+          <w:szCs w:val="24"/>
+        </w:rPr>
+        <w:t>always</w:t>
+      </w:r>
+      <w:proofErr w:type="gramEnd"/>
+      <w:r>
+        <w:rPr>
+          <w:rFonts w:ascii="Times New Roman" w:hAnsi="Times New Roman" w:cs="Times New Roman"/>
+          <w:sz w:val="24"/>
+          <w:szCs w:val="24"/>
+        </w:rPr>
+        <w:t xml:space="preserve"> up to date? Seems to be no harm to it.</w:t>
+      </w:r>
+    </w:p>
+    <w:p>
+      <w:pPr>
+        <w:rPr>
+          <w:rFonts w:ascii="Times New Roman" w:hAnsi="Times New Roman" w:cs="Times New Roman"/>
+          <w:sz w:val="24"/>
+          <w:szCs w:val="24"/>
+        </w:rPr>
+      </w:pPr>
+      <w:r>
+        <w:rPr>
+          <w:rFonts w:ascii="Times New Roman" w:hAnsi="Times New Roman" w:cs="Times New Roman"/>
+          <w:sz w:val="24"/>
+          <w:szCs w:val="24"/>
+        </w:rPr>
+        <w:t xml:space="preserve">Map </w:t>
+      </w:r>
+      <w:proofErr w:type="spellStart"/>
+      <w:r>
+        <w:rPr>
+          <w:rFonts w:ascii="Times New Roman" w:hAnsi="Times New Roman" w:cs="Times New Roman"/>
+          <w:sz w:val="24"/>
+          <w:szCs w:val="24"/>
+        </w:rPr>
+        <w:t>gamestate</w:t>
+      </w:r>
+      <w:proofErr w:type="spellEnd"/>
+      <w:r>
+        <w:rPr>
+          <w:rFonts w:ascii="Times New Roman" w:hAnsi="Times New Roman" w:cs="Times New Roman"/>
+          <w:sz w:val="24"/>
+          <w:szCs w:val="24"/>
+        </w:rPr>
+        <w:t xml:space="preserve"> (location) =&gt; {properties to </w:t>
+      </w:r>
+      <w:proofErr w:type="gramStart"/>
+      <w:r>
+        <w:rPr>
+          <w:rFonts w:ascii="Times New Roman" w:hAnsi="Times New Roman" w:cs="Times New Roman"/>
+          <w:sz w:val="24"/>
+          <w:szCs w:val="24"/>
+        </w:rPr>
+        <w:t>be updated</w:t>
+      </w:r>
+      <w:proofErr w:type="gramEnd"/>
+      <w:r>
+        <w:rPr>
+          <w:rFonts w:ascii="Times New Roman" w:hAnsi="Times New Roman" w:cs="Times New Roman"/>
+          <w:sz w:val="24"/>
+          <w:szCs w:val="24"/>
+        </w:rPr>
+        <w:t xml:space="preserve">}. </w:t>
+      </w:r>
+      <w:proofErr w:type="gramStart"/>
+      <w:r>
+        <w:rPr>
+          <w:rFonts w:ascii="Times New Roman" w:hAnsi="Times New Roman" w:cs="Times New Roman"/>
+          <w:sz w:val="24"/>
+          <w:szCs w:val="24"/>
+        </w:rPr>
+        <w:t>Sent lazily?</w:t>
+      </w:r>
+      <w:proofErr w:type="gramEnd"/>
+      <w:r>
+        <w:rPr>
+          <w:rFonts w:ascii="Times New Roman" w:hAnsi="Times New Roman" w:cs="Times New Roman"/>
+          <w:sz w:val="24"/>
+          <w:szCs w:val="24"/>
+        </w:rPr>
+        <w:t xml:space="preserve"> </w:t>
+      </w:r>
+      <w:proofErr w:type="gramStart"/>
+      <w:r>
+        <w:rPr>
+          <w:rFonts w:ascii="Times New Roman" w:hAnsi="Times New Roman" w:cs="Times New Roman"/>
+          <w:sz w:val="24"/>
+          <w:szCs w:val="24"/>
+        </w:rPr>
+        <w:t>Requested on entry?</w:t>
+      </w:r>
+      <w:proofErr w:type="gramEnd"/>
+      <w:r>
+        <w:rPr>
+          <w:rFonts w:ascii="Times New Roman" w:hAnsi="Times New Roman" w:cs="Times New Roman"/>
+          <w:sz w:val="24"/>
+          <w:szCs w:val="24"/>
+        </w:rPr>
+        <w:t xml:space="preserve"> Sounds good.</w:t>
       </w:r>
       <w:bookmarkStart w:id="0" w:name="_GoBack"/>
       <w:bookmarkEnd w:id="0"/>
